--- a/pr-preview/pr-341/index.docx
+++ b/pr-preview/pr-341/index.docx
@@ -15,7 +15,7 @@
         <w:pStyle w:val="Date"/>
       </w:pPr>
       <w:r>
-        <w:t xml:space="preserve">Last modified: 2026-10-18 13:29:01 (PDT)</w:t>
+        <w:t xml:space="preserve">Last modified: 2026-10-18 14:27:47 (PDT)</w:t>
       </w:r>
     </w:p>
     <w:p>

--- a/pr-preview/pr-341/index.docx
+++ b/pr-preview/pr-341/index.docx
@@ -15,7 +15,7 @@
         <w:pStyle w:val="Date"/>
       </w:pPr>
       <w:r>
-        <w:t xml:space="preserve">Last modified: 2026-10-18 14:27:47 (PDT)</w:t>
+        <w:t xml:space="preserve">Last modified: 2026-10-18 17:07:37 (PDT)</w:t>
       </w:r>
     </w:p>
     <w:p>

--- a/pr-preview/pr-341/index.docx
+++ b/pr-preview/pr-341/index.docx
@@ -15,7 +15,7 @@
         <w:pStyle w:val="Date"/>
       </w:pPr>
       <w:r>
-        <w:t xml:space="preserve">Last modified: 2026-10-18 17:07:37 (PDT)</w:t>
+        <w:t xml:space="preserve">Last modified: 2026-10-18 22:00:53 (PDT)</w:t>
       </w:r>
     </w:p>
     <w:p>

--- a/pr-preview/pr-341/index.docx
+++ b/pr-preview/pr-341/index.docx
@@ -15,7 +15,7 @@
         <w:pStyle w:val="Date"/>
       </w:pPr>
       <w:r>
-        <w:t xml:space="preserve">Last modified: 2026-10-18 22:00:53 (PDT)</w:t>
+        <w:t xml:space="preserve">Last modified: 2026-10-18 23:39:02 (PDT)</w:t>
       </w:r>
     </w:p>
     <w:p>

--- a/pr-preview/pr-341/index.docx
+++ b/pr-preview/pr-341/index.docx
@@ -15,7 +15,7 @@
         <w:pStyle w:val="Date"/>
       </w:pPr>
       <w:r>
-        <w:t xml:space="preserve">Last modified: 2026-10-18 23:39:02 (PDT)</w:t>
+        <w:t xml:space="preserve">Last modified: 2026-10-19 00:34:20 (PDT)</w:t>
       </w:r>
     </w:p>
     <w:p>

--- a/pr-preview/pr-341/index.docx
+++ b/pr-preview/pr-341/index.docx
@@ -15,7 +15,7 @@
         <w:pStyle w:val="Date"/>
       </w:pPr>
       <w:r>
-        <w:t xml:space="preserve">Last modified: 2026-10-19 00:34:20 (PDT)</w:t>
+        <w:t xml:space="preserve">Last modified: 2026-10-19 00:53:49 (PDT)</w:t>
       </w:r>
     </w:p>
     <w:p>

--- a/pr-preview/pr-341/index.docx
+++ b/pr-preview/pr-341/index.docx
@@ -15,7 +15,7 @@
         <w:pStyle w:val="Date"/>
       </w:pPr>
       <w:r>
-        <w:t xml:space="preserve">Last modified: 2026-10-19 00:53:49 (PDT)</w:t>
+        <w:t xml:space="preserve">Last modified: 2026-10-19 01:55:24 (PDT)</w:t>
       </w:r>
     </w:p>
     <w:p>

--- a/pr-preview/pr-341/index.docx
+++ b/pr-preview/pr-341/index.docx
@@ -15,7 +15,7 @@
         <w:pStyle w:val="Date"/>
       </w:pPr>
       <w:r>
-        <w:t xml:space="preserve">Last modified: 2026-10-19 01:55:24 (PDT)</w:t>
+        <w:t xml:space="preserve">Last modified: 2026-10-19 03:40:46 (PDT)</w:t>
       </w:r>
     </w:p>
     <w:p>
